--- a/a7/packages/A7 Unit 6 - Relationships in Triangles/Lessons/6.06/Keys/A7 6.06 Real-World Coordinate-Plane Problems; Perimeter - Additional Question Bank - Key.docx
+++ b/a7/packages/A7 Unit 6 - Relationships in Triangles/Lessons/6.06/Keys/A7 6.06 Real-World Coordinate-Plane Problems; Perimeter - Additional Question Bank - Key.docx
@@ -817,7 +817,7 @@
                 <w:color w:val="6B6B6B"/>
                 <w:sz w:val="19"/>
               </w:rPr>
-              <w:t>8 + 3 + √73 = 19.54.</w:t>
+              <w:t>8 + 3 + √73 ≈ 19.54.</w:t>
             </w:r>
           </w:p>
         </w:tc>
@@ -2025,7 +2025,7 @@
                 <w:color w:val="6B6B6B"/>
                 <w:sz w:val="19"/>
               </w:rPr>
-              <w:t>5 + 7 + √74 = 20.60.</w:t>
+              <w:t>5 + 7 + √74 ≈ 20.60.</w:t>
             </w:r>
           </w:p>
         </w:tc>

--- a/a7/packages/A7 Unit 6 - Relationships in Triangles/Lessons/6.06/Keys/A7 6.06 Real-World Coordinate-Plane Problems; Perimeter - Additional Question Bank - Key.docx
+++ b/a7/packages/A7 Unit 6 - Relationships in Triangles/Lessons/6.06/Keys/A7 6.06 Real-World Coordinate-Plane Problems; Perimeter - Additional Question Bank - Key.docx
@@ -256,7 +256,7 @@
             <w:r>
               <w:drawing>
                 <wp:inline xmlns:a="http://schemas.openxmlformats.org/drawingml/2006/main" xmlns:pic="http://schemas.openxmlformats.org/drawingml/2006/picture">
-                  <wp:extent cx="600456" cy="143256"/>
+                  <wp:extent cx="551688" cy="143256"/>
                   <wp:docPr id="1" name="Picture 1"/>
                   <wp:cNvGraphicFramePr>
                     <a:graphicFrameLocks noChangeAspect="1"/>
@@ -265,7 +265,7 @@
                     <a:graphicData uri="http://schemas.openxmlformats.org/drawingml/2006/picture">
                       <pic:pic>
                         <pic:nvPicPr>
-                          <pic:cNvPr id="0" name="9c87235eb39d6607.png"/>
+                          <pic:cNvPr id="0" name="c09463081a66dab0.png"/>
                           <pic:cNvPicPr/>
                         </pic:nvPicPr>
                         <pic:blipFill>
@@ -277,7 +277,7 @@
                         <pic:spPr>
                           <a:xfrm>
                             <a:off x="0" y="0"/>
-                            <a:ext cx="600456" cy="143256"/>
+                            <a:ext cx="551688" cy="143256"/>
                           </a:xfrm>
                           <a:prstGeom prst="rect"/>
                         </pic:spPr>
@@ -299,7 +299,7 @@
             <w:r>
               <w:drawing>
                 <wp:inline xmlns:a="http://schemas.openxmlformats.org/drawingml/2006/main" xmlns:pic="http://schemas.openxmlformats.org/drawingml/2006/picture">
-                  <wp:extent cx="487680" cy="143256"/>
+                  <wp:extent cx="438912" cy="143256"/>
                   <wp:docPr id="2" name="Picture 2"/>
                   <wp:cNvGraphicFramePr>
                     <a:graphicFrameLocks noChangeAspect="1"/>
@@ -308,7 +308,7 @@
                     <a:graphicData uri="http://schemas.openxmlformats.org/drawingml/2006/picture">
                       <pic:pic>
                         <pic:nvPicPr>
-                          <pic:cNvPr id="0" name="8f2460e8aa55950e.png"/>
+                          <pic:cNvPr id="0" name="6bd6494a196ab00c.png"/>
                           <pic:cNvPicPr/>
                         </pic:nvPicPr>
                         <pic:blipFill>
@@ -320,7 +320,7 @@
                         <pic:spPr>
                           <a:xfrm>
                             <a:off x="0" y="0"/>
-                            <a:ext cx="487680" cy="143256"/>
+                            <a:ext cx="438912" cy="143256"/>
                           </a:xfrm>
                           <a:prstGeom prst="rect"/>
                         </pic:spPr>
@@ -464,7 +464,7 @@
             <w:r>
               <w:drawing>
                 <wp:inline xmlns:a="http://schemas.openxmlformats.org/drawingml/2006/main" xmlns:pic="http://schemas.openxmlformats.org/drawingml/2006/picture">
-                  <wp:extent cx="487680" cy="146304"/>
+                  <wp:extent cx="438912" cy="146304"/>
                   <wp:docPr id="4" name="Picture 4"/>
                   <wp:cNvGraphicFramePr>
                     <a:graphicFrameLocks noChangeAspect="1"/>
@@ -473,7 +473,7 @@
                     <a:graphicData uri="http://schemas.openxmlformats.org/drawingml/2006/picture">
                       <pic:pic>
                         <pic:nvPicPr>
-                          <pic:cNvPr id="0" name="1f3f69622ee5b9be.png"/>
+                          <pic:cNvPr id="0" name="e3a1203a298b05e9.png"/>
                           <pic:cNvPicPr/>
                         </pic:nvPicPr>
                         <pic:blipFill>
@@ -485,7 +485,7 @@
                         <pic:spPr>
                           <a:xfrm>
                             <a:off x="0" y="0"/>
-                            <a:ext cx="487680" cy="146304"/>
+                            <a:ext cx="438912" cy="146304"/>
                           </a:xfrm>
                           <a:prstGeom prst="rect"/>
                         </pic:spPr>
@@ -507,7 +507,7 @@
             <w:r>
               <w:drawing>
                 <wp:inline xmlns:a="http://schemas.openxmlformats.org/drawingml/2006/main" xmlns:pic="http://schemas.openxmlformats.org/drawingml/2006/picture">
-                  <wp:extent cx="600456" cy="143256"/>
+                  <wp:extent cx="551688" cy="143256"/>
                   <wp:docPr id="5" name="Picture 5"/>
                   <wp:cNvGraphicFramePr>
                     <a:graphicFrameLocks noChangeAspect="1"/>
@@ -516,7 +516,7 @@
                     <a:graphicData uri="http://schemas.openxmlformats.org/drawingml/2006/picture">
                       <pic:pic>
                         <pic:nvPicPr>
-                          <pic:cNvPr id="0" name="e69aa52a47dfc0ee.png"/>
+                          <pic:cNvPr id="0" name="8f2a37dce5fd1dc5.png"/>
                           <pic:cNvPicPr/>
                         </pic:nvPicPr>
                         <pic:blipFill>
@@ -528,7 +528,7 @@
                         <pic:spPr>
                           <a:xfrm>
                             <a:off x="0" y="0"/>
-                            <a:ext cx="600456" cy="143256"/>
+                            <a:ext cx="551688" cy="143256"/>
                           </a:xfrm>
                           <a:prstGeom prst="rect"/>
                         </pic:spPr>
@@ -758,7 +758,7 @@
             <w:r>
               <w:drawing>
                 <wp:inline xmlns:a="http://schemas.openxmlformats.org/drawingml/2006/main" xmlns:pic="http://schemas.openxmlformats.org/drawingml/2006/picture">
-                  <wp:extent cx="487680" cy="143256"/>
+                  <wp:extent cx="438912" cy="143256"/>
                   <wp:docPr id="9" name="Picture 9"/>
                   <wp:cNvGraphicFramePr>
                     <a:graphicFrameLocks noChangeAspect="1"/>
@@ -767,7 +767,7 @@
                     <a:graphicData uri="http://schemas.openxmlformats.org/drawingml/2006/picture">
                       <pic:pic>
                         <pic:nvPicPr>
-                          <pic:cNvPr id="0" name="6beeacbc561addb0.png"/>
+                          <pic:cNvPr id="0" name="aa72a99fd5de715c.png"/>
                           <pic:cNvPicPr/>
                         </pic:nvPicPr>
                         <pic:blipFill>
@@ -779,7 +779,7 @@
                         <pic:spPr>
                           <a:xfrm>
                             <a:off x="0" y="0"/>
-                            <a:ext cx="487680" cy="143256"/>
+                            <a:ext cx="438912" cy="143256"/>
                           </a:xfrm>
                           <a:prstGeom prst="rect"/>
                         </pic:spPr>
@@ -880,7 +880,7 @@
             <w:r>
               <w:drawing>
                 <wp:inline xmlns:a="http://schemas.openxmlformats.org/drawingml/2006/main" xmlns:pic="http://schemas.openxmlformats.org/drawingml/2006/picture">
-                  <wp:extent cx="600456" cy="143256"/>
+                  <wp:extent cx="551688" cy="143256"/>
                   <wp:docPr id="10" name="Picture 10"/>
                   <wp:cNvGraphicFramePr>
                     <a:graphicFrameLocks noChangeAspect="1"/>
@@ -889,7 +889,7 @@
                     <a:graphicData uri="http://schemas.openxmlformats.org/drawingml/2006/picture">
                       <pic:pic>
                         <pic:nvPicPr>
-                          <pic:cNvPr id="0" name="f39b2a87ce25b18d.png"/>
+                          <pic:cNvPr id="0" name="b734e8f65ae99d15.png"/>
                           <pic:cNvPicPr/>
                         </pic:nvPicPr>
                         <pic:blipFill>
@@ -901,7 +901,7 @@
                         <pic:spPr>
                           <a:xfrm>
                             <a:off x="0" y="0"/>
-                            <a:ext cx="600456" cy="143256"/>
+                            <a:ext cx="551688" cy="143256"/>
                           </a:xfrm>
                           <a:prstGeom prst="rect"/>
                         </pic:spPr>
@@ -923,7 +923,7 @@
             <w:r>
               <w:drawing>
                 <wp:inline xmlns:a="http://schemas.openxmlformats.org/drawingml/2006/main" xmlns:pic="http://schemas.openxmlformats.org/drawingml/2006/picture">
-                  <wp:extent cx="487680" cy="143256"/>
+                  <wp:extent cx="438912" cy="143256"/>
                   <wp:docPr id="11" name="Picture 11"/>
                   <wp:cNvGraphicFramePr>
                     <a:graphicFrameLocks noChangeAspect="1"/>
@@ -932,7 +932,7 @@
                     <a:graphicData uri="http://schemas.openxmlformats.org/drawingml/2006/picture">
                       <pic:pic>
                         <pic:nvPicPr>
-                          <pic:cNvPr id="0" name="a42e1b74a394b36f.png"/>
+                          <pic:cNvPr id="0" name="7428fce8a218c3c7.png"/>
                           <pic:cNvPicPr/>
                         </pic:nvPicPr>
                         <pic:blipFill>
@@ -944,7 +944,7 @@
                         <pic:spPr>
                           <a:xfrm>
                             <a:off x="0" y="0"/>
-                            <a:ext cx="487680" cy="143256"/>
+                            <a:ext cx="438912" cy="143256"/>
                           </a:xfrm>
                           <a:prstGeom prst="rect"/>
                         </pic:spPr>
@@ -1347,7 +1347,7 @@
             <w:r>
               <w:drawing>
                 <wp:inline xmlns:a="http://schemas.openxmlformats.org/drawingml/2006/main" xmlns:pic="http://schemas.openxmlformats.org/drawingml/2006/picture">
-                  <wp:extent cx="487680" cy="143256"/>
+                  <wp:extent cx="438912" cy="143256"/>
                   <wp:docPr id="16" name="Picture 16"/>
                   <wp:cNvGraphicFramePr>
                     <a:graphicFrameLocks noChangeAspect="1"/>
@@ -1356,7 +1356,7 @@
                     <a:graphicData uri="http://schemas.openxmlformats.org/drawingml/2006/picture">
                       <pic:pic>
                         <pic:nvPicPr>
-                          <pic:cNvPr id="0" name="c92596cd59f6d2ef.png"/>
+                          <pic:cNvPr id="0" name="874cc059ff32ee3c.png"/>
                           <pic:cNvPicPr/>
                         </pic:nvPicPr>
                         <pic:blipFill>
@@ -1368,7 +1368,7 @@
                         <pic:spPr>
                           <a:xfrm>
                             <a:off x="0" y="0"/>
-                            <a:ext cx="487680" cy="143256"/>
+                            <a:ext cx="438912" cy="143256"/>
                           </a:xfrm>
                           <a:prstGeom prst="rect"/>
                         </pic:spPr>
@@ -1487,7 +1487,7 @@
             <w:r>
               <w:drawing>
                 <wp:inline xmlns:a="http://schemas.openxmlformats.org/drawingml/2006/main" xmlns:pic="http://schemas.openxmlformats.org/drawingml/2006/picture">
-                  <wp:extent cx="600456" cy="143256"/>
+                  <wp:extent cx="551688" cy="143256"/>
                   <wp:docPr id="17" name="Picture 17"/>
                   <wp:cNvGraphicFramePr>
                     <a:graphicFrameLocks noChangeAspect="1"/>
@@ -1496,7 +1496,7 @@
                     <a:graphicData uri="http://schemas.openxmlformats.org/drawingml/2006/picture">
                       <pic:pic>
                         <pic:nvPicPr>
-                          <pic:cNvPr id="0" name="8f4245c0f28fc48c.png"/>
+                          <pic:cNvPr id="0" name="73724a911f270119.png"/>
                           <pic:cNvPicPr/>
                         </pic:nvPicPr>
                         <pic:blipFill>
@@ -1508,7 +1508,7 @@
                         <pic:spPr>
                           <a:xfrm>
                             <a:off x="0" y="0"/>
-                            <a:ext cx="600456" cy="143256"/>
+                            <a:ext cx="551688" cy="143256"/>
                           </a:xfrm>
                           <a:prstGeom prst="rect"/>
                         </pic:spPr>
@@ -1530,7 +1530,7 @@
             <w:r>
               <w:drawing>
                 <wp:inline xmlns:a="http://schemas.openxmlformats.org/drawingml/2006/main" xmlns:pic="http://schemas.openxmlformats.org/drawingml/2006/picture">
-                  <wp:extent cx="487680" cy="146304"/>
+                  <wp:extent cx="438912" cy="146304"/>
                   <wp:docPr id="18" name="Picture 18"/>
                   <wp:cNvGraphicFramePr>
                     <a:graphicFrameLocks noChangeAspect="1"/>
@@ -1539,7 +1539,7 @@
                     <a:graphicData uri="http://schemas.openxmlformats.org/drawingml/2006/picture">
                       <pic:pic>
                         <pic:nvPicPr>
-                          <pic:cNvPr id="0" name="a55a5e43a23767dc.png"/>
+                          <pic:cNvPr id="0" name="187be6a5998ed97c.png"/>
                           <pic:cNvPicPr/>
                         </pic:nvPicPr>
                         <pic:blipFill>
@@ -1551,7 +1551,7 @@
                         <pic:spPr>
                           <a:xfrm>
                             <a:off x="0" y="0"/>
-                            <a:ext cx="487680" cy="146304"/>
+                            <a:ext cx="438912" cy="146304"/>
                           </a:xfrm>
                           <a:prstGeom prst="rect"/>
                         </pic:spPr>
@@ -1857,7 +1857,7 @@
             <w:r>
               <w:drawing>
                 <wp:inline xmlns:a="http://schemas.openxmlformats.org/drawingml/2006/main" xmlns:pic="http://schemas.openxmlformats.org/drawingml/2006/picture">
-                  <wp:extent cx="487680" cy="146304"/>
+                  <wp:extent cx="438912" cy="146304"/>
                   <wp:docPr id="23" name="Picture 23"/>
                   <wp:cNvGraphicFramePr>
                     <a:graphicFrameLocks noChangeAspect="1"/>
@@ -1866,7 +1866,7 @@
                     <a:graphicData uri="http://schemas.openxmlformats.org/drawingml/2006/picture">
                       <pic:pic>
                         <pic:nvPicPr>
-                          <pic:cNvPr id="0" name="aa6b58028b710bc4.png"/>
+                          <pic:cNvPr id="0" name="5b9de690303f69d7.png"/>
                           <pic:cNvPicPr/>
                         </pic:nvPicPr>
                         <pic:blipFill>
@@ -1878,7 +1878,7 @@
                         <pic:spPr>
                           <a:xfrm>
                             <a:off x="0" y="0"/>
-                            <a:ext cx="487680" cy="146304"/>
+                            <a:ext cx="438912" cy="146304"/>
                           </a:xfrm>
                           <a:prstGeom prst="rect"/>
                         </pic:spPr>
@@ -2097,7 +2097,7 @@
             <w:r>
               <w:drawing>
                 <wp:inline xmlns:a="http://schemas.openxmlformats.org/drawingml/2006/main" xmlns:pic="http://schemas.openxmlformats.org/drawingml/2006/picture">
-                  <wp:extent cx="600456" cy="146304"/>
+                  <wp:extent cx="551688" cy="146304"/>
                   <wp:docPr id="24" name="Picture 24"/>
                   <wp:cNvGraphicFramePr>
                     <a:graphicFrameLocks noChangeAspect="1"/>
@@ -2106,7 +2106,7 @@
                     <a:graphicData uri="http://schemas.openxmlformats.org/drawingml/2006/picture">
                       <pic:pic>
                         <pic:nvPicPr>
-                          <pic:cNvPr id="0" name="7530537c78984038.png"/>
+                          <pic:cNvPr id="0" name="d8d2869a13cdf09c.png"/>
                           <pic:cNvPicPr/>
                         </pic:nvPicPr>
                         <pic:blipFill>
@@ -2118,7 +2118,7 @@
                         <pic:spPr>
                           <a:xfrm>
                             <a:off x="0" y="0"/>
-                            <a:ext cx="600456" cy="146304"/>
+                            <a:ext cx="551688" cy="146304"/>
                           </a:xfrm>
                           <a:prstGeom prst="rect"/>
                         </pic:spPr>
